--- a/国开社OPC申报/OPC方向教材建设申报表_人工智能财经素养.docx
+++ b/国开社OPC申报/OPC方向教材建设申报表_人工智能财经素养.docx
@@ -617,7 +617,25 @@
         <w:rPr>
           <w:rFonts w:hint="eastAsia"/>
         </w:rPr>
-        <w:t xml:space="preserve">本教材面向全校非财会类专业学生，作为公共基础课程使用。教材以”人工智能+创新创业”为主线，把生成式人工智能和智能体用于学生最常遇到的财经问题：个人收支、支付安全、发票报销、个人税务、合同与贷款、理财与保险条款、小微经营的收支核算等。</w:t>
+        <w:t xml:space="preserve">本教材是</w:t>
+      </w:r>
+      <w:r>
+        <w:t xml:space="preserve"> OPC </w:t>
+      </w:r>
+      <w:r>
+        <w:rPr>
+          <w:rFonts w:hint="eastAsia"/>
+        </w:rPr>
+        <w:t xml:space="preserve">通识教育类教材，面向全校非财会类专业学生，作为公共基础课使用。依据国开社征稿通知，OPC</w:t>
+      </w:r>
+      <w:r>
+        <w:t xml:space="preserve"> </w:t>
+      </w:r>
+      <w:r>
+        <w:rPr>
+          <w:rFonts w:hint="eastAsia"/>
+        </w:rPr>
+        <w:t xml:space="preserve">指”人工智能+创新创业”。本教材以此为主线，把生成式人工智能与智能体用于学生最常遇到的财经问题：个人收支、支付安全、发票报销、个人税务、合同与贷款、理财与保险条款，以及小微经营的收支与现金流。</w:t>
       </w:r>
     </w:p>
     <w:p>
@@ -628,7 +646,25 @@
         <w:rPr>
           <w:rFonts w:hint="eastAsia"/>
         </w:rPr>
-        <w:t xml:space="preserve">与一般的财经常识教材不同，本教材的每个项目都让</w:t>
+        <w:t xml:space="preserve">内容依据：全书的内容框架参照</w:t>
+      </w:r>
+      <w:r>
+        <w:t xml:space="preserve"> </w:t>
+      </w:r>
+      <w:r>
+        <w:rPr>
+          <w:rFonts w:hint="eastAsia"/>
+        </w:rPr>
+        <w:t xml:space="preserve">OECD/INFE《成人财经素养核心能力框架》（2016年），该框架与</w:t>
+      </w:r>
+      <w:r>
+        <w:t xml:space="preserve"> PISA </w:t>
+      </w:r>
+      <w:r>
+        <w:rPr>
+          <w:rFonts w:hint="eastAsia"/>
+        </w:rPr>
+        <w:t xml:space="preserve">财经素养评估采用相同的四个内容领域，即金钱与交易、规划与管理财务、风险与回报、金融环境。该框架发布于生成式人工智能普及之前，本书在其基础上增加</w:t>
       </w:r>
       <w:r>
         <w:t xml:space="preserve"> AI </w:t>
@@ -637,7 +673,18 @@
         <w:rPr>
           <w:rFonts w:hint="eastAsia"/>
         </w:rPr>
-        <w:t xml:space="preserve">承担读取、整理、解释和提醒的工作，学生负责提出问题、核验结果、做出决定，并留下可追溯的记录。这种训练正是创新创业所需要的能力：学生能够利用</w:t>
+        <w:t xml:space="preserve">辅助的操作与核验要求。政策依据包括教育部《关于深化职业教育教学关键要素改革的意见》（教职成〔2026〕1号）、《中华人民共和国反电信网络诈骗法》（2022年12月1日施行）和《互联网信息服务深度合成管理规定》（2023年1月10日施行）。</w:t>
+      </w:r>
+    </w:p>
+    <w:p>
+      <w:pPr>
+        <w:pStyle w:val="BodyText"/>
+      </w:pPr>
+      <w:r>
+        <w:rPr>
+          <w:rFonts w:hint="eastAsia"/>
+        </w:rPr>
+        <w:t xml:space="preserve">编写方式：每个项目由</w:t>
       </w:r>
       <w:r>
         <w:t xml:space="preserve"> AI </w:t>
@@ -646,27 +693,7 @@
         <w:rPr>
           <w:rFonts w:hint="eastAsia"/>
         </w:rPr>
-        <w:t xml:space="preserve">快速了解财经问题，同时能够判断</w:t>
-      </w:r>
-      <w:r>
-        <w:t xml:space="preserve"> AI </w:t>
-      </w:r>
-      <w:r>
-        <w:rPr>
-          <w:rFonts w:hint="eastAsia"/>
-        </w:rPr>
-        <w:t xml:space="preserve">的输出是否可靠。</w:t>
-      </w:r>
-    </w:p>
-    <w:p>
-      <w:pPr>
-        <w:pStyle w:val="BodyText"/>
-      </w:pPr>
-      <w:r>
-        <w:rPr>
-          <w:rFonts w:hint="eastAsia"/>
-        </w:rPr>
-        <w:t xml:space="preserve">教材不讲会计原理，也不涉及编程。每个项目仅配一张不超过</w:t>
+        <w:t xml:space="preserve">承担识别与分析，学生承担评价与应用，并留下可追溯的记录。教材不讲会计原理，不涉及编程。每个项目的知识卡片不超过</w:t>
       </w:r>
       <w:r>
         <w:t xml:space="preserve"> 300 </w:t>
@@ -675,7 +702,7 @@
         <w:rPr>
           <w:rFonts w:hint="eastAsia"/>
         </w:rPr>
-        <w:t xml:space="preserve">字的知识卡片，理论讲解每项目不超过</w:t>
+        <w:t xml:space="preserve">字，理论讲解不超过</w:t>
       </w:r>
       <w:r>
         <w:t xml:space="preserve"> 1 </w:t>
@@ -684,29 +711,7 @@
         <w:rPr>
           <w:rFonts w:hint="eastAsia"/>
         </w:rPr>
-        <w:t xml:space="preserve">学时，全书约占四分之一，其余学时用于操作、核验和记录。</w:t>
-      </w:r>
-    </w:p>
-    <w:p>
-      <w:pPr>
-        <w:pStyle w:val="BodyText"/>
-      </w:pPr>
-      <w:r>
-        <w:rPr>
-          <w:rFonts w:hint="eastAsia"/>
-        </w:rPr>
-        <w:t xml:space="preserve">教材内容注重风险意识，要求学生不上传身份证号、银行卡号等敏感信息，并在每个项目中设置人工复核环节。</w:t>
-      </w:r>
-    </w:p>
-    <w:p>
-      <w:pPr>
-        <w:pStyle w:val="BodyText"/>
-      </w:pPr>
-      <w:r>
-        <w:rPr>
-          <w:rFonts w:hint="eastAsia"/>
-        </w:rPr>
-        <w:t xml:space="preserve">教材契合通知中”通识教育、公共基础课程”方向。教材的财经政策依据以发布时的正式文件为准，编写时将逐项核对来源。</w:t>
+        <w:t xml:space="preserve">学时，全书理论约占四分之一。教材要求学生不上传身份证号、银行卡号等敏感信息，并在每个项目中设置人工复核环节。</w:t>
       </w:r>
     </w:p>
     <w:bookmarkEnd w:id="10"/>
@@ -756,10 +761,10 @@
         <w:rPr>
           <w:rFonts w:hint="eastAsia"/>
         </w:rPr>
-        <w:t xml:space="preserve">：解释条款、比较方案、起草提醒和经营简报（第</w:t>
-      </w:r>
-      <w:r>
-        <w:t xml:space="preserve"> 3、6、7、8、9、12 </w:t>
+        <w:t xml:space="preserve">：解释条款、比较方案、生成预算与经营简报（第</w:t>
+      </w:r>
+      <w:r>
+        <w:t xml:space="preserve"> 4、5、6、7、9、12、13 </w:t>
       </w:r>
       <w:r>
         <w:rPr>
@@ -788,10 +793,10 @@
         <w:rPr>
           <w:rFonts w:hint="eastAsia"/>
         </w:rPr>
-        <w:t xml:space="preserve">：识别支付账单、发票、工资条的截图，输出结构化数据（第</w:t>
-      </w:r>
-      <w:r>
-        <w:t xml:space="preserve"> 2、4、5 </w:t>
+        <w:t xml:space="preserve">：识别票据、工资条和账单截图，输出结构化数据（第</w:t>
+      </w:r>
+      <w:r>
+        <w:t xml:space="preserve"> 3、11 </w:t>
       </w:r>
       <w:r>
         <w:rPr>
@@ -820,10 +825,10 @@
         <w:rPr>
           <w:rFonts w:hint="eastAsia"/>
         </w:rPr>
-        <w:t xml:space="preserve">：配置”财经提醒”智能体，设置提醒规则和需要人工确认的操作（第</w:t>
-      </w:r>
-      <w:r>
-        <w:t xml:space="preserve"> 1、11 </w:t>
+        <w:t xml:space="preserve">：配置财经提醒智能体，设置提醒规则和需要人工确认的操作（第</w:t>
+      </w:r>
+      <w:r>
+        <w:t xml:space="preserve"> 1 </w:t>
       </w:r>
       <w:r>
         <w:rPr>
@@ -864,7 +869,7 @@
         <w:t xml:space="preserve">WorkBuddy、豆包工作等，在授权文件夹中整理流水和表格（第</w:t>
       </w:r>
       <w:r>
-        <w:t xml:space="preserve"> 2、9、10 </w:t>
+        <w:t xml:space="preserve"> 3、7 </w:t>
       </w:r>
       <w:r>
         <w:rPr>
@@ -1029,7 +1034,7 @@
         <w:rPr>
           <w:rFonts w:hint="eastAsia"/>
         </w:rPr>
-        <w:t xml:space="preserve">6「合同条款阅读」和项目</w:t>
+        <w:t xml:space="preserve">9「AI合同审查」和项目</w:t>
       </w:r>
       <w:r>
         <w:t xml:space="preserve"> </w:t>
@@ -1038,7 +1043,7 @@
         <w:rPr>
           <w:rFonts w:hint="eastAsia"/>
         </w:rPr>
-        <w:t xml:space="preserve">8「理财与保险条款解读」的审核（待确认）。</w:t>
+        <w:t xml:space="preserve">8「AI荐股陷阱」的审核（待确认）。</w:t>
       </w:r>
     </w:p>
     <w:p>
@@ -1275,7 +1280,7 @@
         <w:rPr>
           <w:rFonts w:hint="eastAsia"/>
         </w:rPr>
-        <w:t xml:space="preserve">处理—人工核验—留痕”的顺序进行。理论讲解每项目不超过</w:t>
+        <w:t xml:space="preserve">处理—人工核验—留痕”的顺序进行。理论讲解每个项目不超过</w:t>
       </w:r>
       <w:r>
         <w:t xml:space="preserve"> 1 </w:t>
@@ -1359,24 +1364,27 @@
               <w:pStyle w:val="Compact"/>
             </w:pPr>
             <w:r>
-              <w:rPr>
-                <w:rFonts w:hint="eastAsia"/>
-              </w:rPr>
-              <w:t xml:space="preserve">学生动手操作</w:t>
-            </w:r>
-          </w:p>
-        </w:tc>
-        <w:tc>
-          <w:tcPr/>
-          <w:p>
-            <w:pPr>
-              <w:pStyle w:val="Compact"/>
-            </w:pPr>
-            <w:r>
-              <w:rPr>
-                <w:rFonts w:hint="eastAsia"/>
-              </w:rPr>
-              <w:t xml:space="preserve">智能体承担</w:t>
+              <w:t xml:space="preserve">AI </w:t>
+            </w:r>
+            <w:r>
+              <w:rPr>
+                <w:rFonts w:hint="eastAsia"/>
+              </w:rPr>
+              <w:t xml:space="preserve">承担（识别、分析）</w:t>
+            </w:r>
+          </w:p>
+        </w:tc>
+        <w:tc>
+          <w:tcPr/>
+          <w:p>
+            <w:pPr>
+              <w:pStyle w:val="Compact"/>
+            </w:pPr>
+            <w:r>
+              <w:rPr>
+                <w:rFonts w:hint="eastAsia"/>
+              </w:rPr>
+              <w:t xml:space="preserve">学生承担（评价、应用）</w:t>
             </w:r>
           </w:p>
         </w:tc>
@@ -1431,49 +1439,49 @@
               <w:rPr>
                 <w:rFonts w:hint="eastAsia"/>
               </w:rPr>
-              <w:t xml:space="preserve">认识AI助手与隐私保护</w:t>
-            </w:r>
-          </w:p>
-        </w:tc>
-        <w:tc>
-          <w:tcPr/>
-          <w:p>
-            <w:pPr>
-              <w:pStyle w:val="Compact"/>
-            </w:pPr>
-            <w:r>
-              <w:rPr>
-                <w:rFonts w:hint="eastAsia"/>
-              </w:rPr>
-              <w:t xml:space="preserve">设置提醒规则，列出不能上传的敏感信息</w:t>
-            </w:r>
-          </w:p>
-        </w:tc>
-        <w:tc>
-          <w:tcPr/>
-          <w:p>
-            <w:pPr>
-              <w:pStyle w:val="Compact"/>
-            </w:pPr>
-            <w:r>
-              <w:rPr>
-                <w:rFonts w:hint="eastAsia"/>
-              </w:rPr>
-              <w:t xml:space="preserve">按规则读取授权文件，生成提醒清单</w:t>
-            </w:r>
-          </w:p>
-        </w:tc>
-        <w:tc>
-          <w:tcPr/>
-          <w:p>
-            <w:pPr>
-              <w:pStyle w:val="Compact"/>
-            </w:pPr>
-            <w:r>
-              <w:rPr>
-                <w:rFonts w:hint="eastAsia"/>
-              </w:rPr>
-              <w:t xml:space="preserve">隐私清单、提醒规则</w:t>
+              <w:t xml:space="preserve">AI工具隐私：划定个人数据使用边界</w:t>
+            </w:r>
+          </w:p>
+        </w:tc>
+        <w:tc>
+          <w:tcPr/>
+          <w:p>
+            <w:pPr>
+              <w:pStyle w:val="Compact"/>
+            </w:pPr>
+            <w:r>
+              <w:rPr>
+                <w:rFonts w:hint="eastAsia"/>
+              </w:rPr>
+              <w:t xml:space="preserve">对示例材料标注敏感信息</w:t>
+            </w:r>
+          </w:p>
+        </w:tc>
+        <w:tc>
+          <w:tcPr/>
+          <w:p>
+            <w:pPr>
+              <w:pStyle w:val="Compact"/>
+            </w:pPr>
+            <w:r>
+              <w:rPr>
+                <w:rFonts w:hint="eastAsia"/>
+              </w:rPr>
+              <w:t xml:space="preserve">确定不上传的信息范围，写出授权规则</w:t>
+            </w:r>
+          </w:p>
+        </w:tc>
+        <w:tc>
+          <w:tcPr/>
+          <w:p>
+            <w:pPr>
+              <w:pStyle w:val="Compact"/>
+            </w:pPr>
+            <w:r>
+              <w:rPr>
+                <w:rFonts w:hint="eastAsia"/>
+              </w:rPr>
+              <w:t xml:space="preserve">隐私清单</w:t>
             </w:r>
           </w:p>
         </w:tc>
@@ -1511,49 +1519,49 @@
               <w:rPr>
                 <w:rFonts w:hint="eastAsia"/>
               </w:rPr>
-              <w:t xml:space="preserve">个人收支与预算</w:t>
-            </w:r>
-          </w:p>
-        </w:tc>
-        <w:tc>
-          <w:tcPr/>
-          <w:p>
-            <w:pPr>
-              <w:pStyle w:val="Compact"/>
-            </w:pPr>
-            <w:r>
-              <w:rPr>
-                <w:rFonts w:hint="eastAsia"/>
-              </w:rPr>
-              <w:t xml:space="preserve">用一个月的支付账单，核对分类结果并定预算</w:t>
-            </w:r>
-          </w:p>
-        </w:tc>
-        <w:tc>
-          <w:tcPr/>
-          <w:p>
-            <w:pPr>
-              <w:pStyle w:val="Compact"/>
-            </w:pPr>
-            <w:r>
-              <w:rPr>
-                <w:rFonts w:hint="eastAsia"/>
-              </w:rPr>
-              <w:t xml:space="preserve">识别账单截图，整理分类，生成预算表草稿</w:t>
-            </w:r>
-          </w:p>
-        </w:tc>
-        <w:tc>
-          <w:tcPr/>
-          <w:p>
-            <w:pPr>
-              <w:pStyle w:val="Compact"/>
-            </w:pPr>
-            <w:r>
-              <w:rPr>
-                <w:rFonts w:hint="eastAsia"/>
-              </w:rPr>
-              <w:t xml:space="preserve">预算表、修正记录</w:t>
+              <w:t xml:space="preserve">AI拟声诈骗：识别信号，核实资金去向</w:t>
+            </w:r>
+          </w:p>
+        </w:tc>
+        <w:tc>
+          <w:tcPr/>
+          <w:p>
+            <w:pPr>
+              <w:pStyle w:val="Compact"/>
+            </w:pPr>
+            <w:r>
+              <w:rPr>
+                <w:rFonts w:hint="eastAsia"/>
+              </w:rPr>
+              <w:t xml:space="preserve">标注聊天或通话转写中的诈骗信号</w:t>
+            </w:r>
+          </w:p>
+        </w:tc>
+        <w:tc>
+          <w:tcPr/>
+          <w:p>
+            <w:pPr>
+              <w:pStyle w:val="Compact"/>
+            </w:pPr>
+            <w:r>
+              <w:rPr>
+                <w:rFonts w:hint="eastAsia"/>
+              </w:rPr>
+              <w:t xml:space="preserve">核实身份，追踪资金去向，判断风险等级</w:t>
+            </w:r>
+          </w:p>
+        </w:tc>
+        <w:tc>
+          <w:tcPr/>
+          <w:p>
+            <w:pPr>
+              <w:pStyle w:val="Compact"/>
+            </w:pPr>
+            <w:r>
+              <w:rPr>
+                <w:rFonts w:hint="eastAsia"/>
+              </w:rPr>
+              <w:t xml:space="preserve">风险判断表</w:t>
             </w:r>
           </w:p>
         </w:tc>
@@ -1591,49 +1599,49 @@
               <w:rPr>
                 <w:rFonts w:hint="eastAsia"/>
               </w:rPr>
-              <w:t xml:space="preserve">支付安全与诈骗识别</w:t>
-            </w:r>
-          </w:p>
-        </w:tc>
-        <w:tc>
-          <w:tcPr/>
-          <w:p>
-            <w:pPr>
-              <w:pStyle w:val="Compact"/>
-            </w:pPr>
-            <w:r>
-              <w:rPr>
-                <w:rFonts w:hint="eastAsia"/>
-              </w:rPr>
-              <w:t xml:space="preserve">对照典型话术和链接特征，判断是否可疑</w:t>
-            </w:r>
-          </w:p>
-        </w:tc>
-        <w:tc>
-          <w:tcPr/>
-          <w:p>
-            <w:pPr>
-              <w:pStyle w:val="Compact"/>
-            </w:pPr>
-            <w:r>
-              <w:rPr>
-                <w:rFonts w:hint="eastAsia"/>
-              </w:rPr>
-              <w:t xml:space="preserve">分析消息文本，列出可疑特征</w:t>
-            </w:r>
-          </w:p>
-        </w:tc>
-        <w:tc>
-          <w:tcPr/>
-          <w:p>
-            <w:pPr>
-              <w:pStyle w:val="Compact"/>
-            </w:pPr>
-            <w:r>
-              <w:rPr>
-                <w:rFonts w:hint="eastAsia"/>
-              </w:rPr>
-              <w:t xml:space="preserve">风险判断表</w:t>
+              <w:t xml:space="preserve">AI账务核对：核对票据与收支台账</w:t>
+            </w:r>
+          </w:p>
+        </w:tc>
+        <w:tc>
+          <w:tcPr/>
+          <w:p>
+            <w:pPr>
+              <w:pStyle w:val="Compact"/>
+            </w:pPr>
+            <w:r>
+              <w:rPr>
+                <w:rFonts w:hint="eastAsia"/>
+              </w:rPr>
+              <w:t xml:space="preserve">识别票据截图，匹配台账条目</w:t>
+            </w:r>
+          </w:p>
+        </w:tc>
+        <w:tc>
+          <w:tcPr/>
+          <w:p>
+            <w:pPr>
+              <w:pStyle w:val="Compact"/>
+            </w:pPr>
+            <w:r>
+              <w:rPr>
+                <w:rFonts w:hint="eastAsia"/>
+              </w:rPr>
+              <w:t xml:space="preserve">核对差异，判断记账是否正确</w:t>
+            </w:r>
+          </w:p>
+        </w:tc>
+        <w:tc>
+          <w:tcPr/>
+          <w:p>
+            <w:pPr>
+              <w:pStyle w:val="Compact"/>
+            </w:pPr>
+            <w:r>
+              <w:rPr>
+                <w:rFonts w:hint="eastAsia"/>
+              </w:rPr>
+              <w:t xml:space="preserve">核对表、修正记录</w:t>
             </w:r>
           </w:p>
         </w:tc>
@@ -1671,49 +1679,49 @@
               <w:rPr>
                 <w:rFonts w:hint="eastAsia"/>
               </w:rPr>
-              <w:t xml:space="preserve">发票识别与报销</w:t>
-            </w:r>
-          </w:p>
-        </w:tc>
-        <w:tc>
-          <w:tcPr/>
-          <w:p>
-            <w:pPr>
-              <w:pStyle w:val="Compact"/>
-            </w:pPr>
-            <w:r>
-              <w:rPr>
-                <w:rFonts w:hint="eastAsia"/>
-              </w:rPr>
-              <w:t xml:space="preserve">对照发票要素逐项核验，整理报销单</w:t>
-            </w:r>
-          </w:p>
-        </w:tc>
-        <w:tc>
-          <w:tcPr/>
-          <w:p>
-            <w:pPr>
-              <w:pStyle w:val="Compact"/>
-            </w:pPr>
-            <w:r>
-              <w:rPr>
-                <w:rFonts w:hint="eastAsia"/>
-              </w:rPr>
-              <w:t xml:space="preserve">识别发票图片，生成报销单草稿</w:t>
-            </w:r>
-          </w:p>
-        </w:tc>
-        <w:tc>
-          <w:tcPr/>
-          <w:p>
-            <w:pPr>
-              <w:pStyle w:val="Compact"/>
-            </w:pPr>
-            <w:r>
-              <w:rPr>
-                <w:rFonts w:hint="eastAsia"/>
-              </w:rPr>
-              <w:t xml:space="preserve">报销单、核验记录</w:t>
+              <w:t xml:space="preserve">AI分期消费：比较付款方式的真实成本</w:t>
+            </w:r>
+          </w:p>
+        </w:tc>
+        <w:tc>
+          <w:tcPr/>
+          <w:p>
+            <w:pPr>
+              <w:pStyle w:val="Compact"/>
+            </w:pPr>
+            <w:r>
+              <w:rPr>
+                <w:rFonts w:hint="eastAsia"/>
+              </w:rPr>
+              <w:t xml:space="preserve">测算分期、手续费和总支出</w:t>
+            </w:r>
+          </w:p>
+        </w:tc>
+        <w:tc>
+          <w:tcPr/>
+          <w:p>
+            <w:pPr>
+              <w:pStyle w:val="Compact"/>
+            </w:pPr>
+            <w:r>
+              <w:rPr>
+                <w:rFonts w:hint="eastAsia"/>
+              </w:rPr>
+              <w:t xml:space="preserve">判断付款方式是否适合自身情况</w:t>
+            </w:r>
+          </w:p>
+        </w:tc>
+        <w:tc>
+          <w:tcPr/>
+          <w:p>
+            <w:pPr>
+              <w:pStyle w:val="Compact"/>
+            </w:pPr>
+            <w:r>
+              <w:rPr>
+                <w:rFonts w:hint="eastAsia"/>
+              </w:rPr>
+              <w:t xml:space="preserve">成本比较表</w:t>
             </w:r>
           </w:p>
         </w:tc>
@@ -1751,49 +1759,49 @@
               <w:rPr>
                 <w:rFonts w:hint="eastAsia"/>
               </w:rPr>
-              <w:t xml:space="preserve">工资条与个人税务</w:t>
-            </w:r>
-          </w:p>
-        </w:tc>
-        <w:tc>
-          <w:tcPr/>
-          <w:p>
-            <w:pPr>
-              <w:pStyle w:val="Compact"/>
-            </w:pPr>
-            <w:r>
-              <w:rPr>
-                <w:rFonts w:hint="eastAsia"/>
-              </w:rPr>
-              <w:t xml:space="preserve">核对工资条和专项附加扣除，判断是否有误</w:t>
-            </w:r>
-          </w:p>
-        </w:tc>
-        <w:tc>
-          <w:tcPr/>
-          <w:p>
-            <w:pPr>
-              <w:pStyle w:val="Compact"/>
-            </w:pPr>
-            <w:r>
-              <w:rPr>
-                <w:rFonts w:hint="eastAsia"/>
-              </w:rPr>
-              <w:t xml:space="preserve">识别工资条，列出扣除项目和差异</w:t>
-            </w:r>
-          </w:p>
-        </w:tc>
-        <w:tc>
-          <w:tcPr/>
-          <w:p>
-            <w:pPr>
-              <w:pStyle w:val="Compact"/>
-            </w:pPr>
-            <w:r>
-              <w:rPr>
-                <w:rFonts w:hint="eastAsia"/>
-              </w:rPr>
-              <w:t xml:space="preserve">核对表</w:t>
+              <w:t xml:space="preserve">AI预算管家：编制预算与应急金方案</w:t>
+            </w:r>
+          </w:p>
+        </w:tc>
+        <w:tc>
+          <w:tcPr/>
+          <w:p>
+            <w:pPr>
+              <w:pStyle w:val="Compact"/>
+            </w:pPr>
+            <w:r>
+              <w:rPr>
+                <w:rFonts w:hint="eastAsia"/>
+              </w:rPr>
+              <w:t xml:space="preserve">生成预算草案和应急金测算</w:t>
+            </w:r>
+          </w:p>
+        </w:tc>
+        <w:tc>
+          <w:tcPr/>
+          <w:p>
+            <w:pPr>
+              <w:pStyle w:val="Compact"/>
+            </w:pPr>
+            <w:r>
+              <w:rPr>
+                <w:rFonts w:hint="eastAsia"/>
+              </w:rPr>
+              <w:t xml:space="preserve">调整预算，论证优先级</w:t>
+            </w:r>
+          </w:p>
+        </w:tc>
+        <w:tc>
+          <w:tcPr/>
+          <w:p>
+            <w:pPr>
+              <w:pStyle w:val="Compact"/>
+            </w:pPr>
+            <w:r>
+              <w:rPr>
+                <w:rFonts w:hint="eastAsia"/>
+              </w:rPr>
+              <w:t xml:space="preserve">预算表</w:t>
             </w:r>
           </w:p>
         </w:tc>
@@ -1831,60 +1839,60 @@
               <w:rPr>
                 <w:rFonts w:hint="eastAsia"/>
               </w:rPr>
-              <w:t xml:space="preserve">合同条款阅读</w:t>
-            </w:r>
-          </w:p>
-        </w:tc>
-        <w:tc>
-          <w:tcPr/>
-          <w:p>
-            <w:pPr>
-              <w:pStyle w:val="Compact"/>
-            </w:pPr>
-            <w:r>
-              <w:rPr>
-                <w:rFonts w:hint="eastAsia"/>
-              </w:rPr>
-              <w:t xml:space="preserve">确认期限、违约金、解约条件，标注风险条款</w:t>
-            </w:r>
-          </w:p>
-        </w:tc>
-        <w:tc>
-          <w:tcPr/>
-          <w:p>
-            <w:pPr>
-              <w:pStyle w:val="Compact"/>
-            </w:pPr>
-            <w:r>
-              <w:rPr>
-                <w:rFonts w:hint="eastAsia"/>
-              </w:rPr>
-              <w:t xml:space="preserve">提取合同关键条款，解释其含义</w:t>
-            </w:r>
-          </w:p>
-        </w:tc>
-        <w:tc>
-          <w:tcPr/>
-          <w:p>
-            <w:pPr>
-              <w:pStyle w:val="Compact"/>
-            </w:pPr>
-            <w:r>
-              <w:rPr>
-                <w:rFonts w:hint="eastAsia"/>
-              </w:rPr>
-              <w:t xml:space="preserve">条款风险表</w:t>
-            </w:r>
-          </w:p>
-        </w:tc>
-        <w:tc>
-          <w:tcPr/>
-          <w:p>
-            <w:pPr>
-              <w:pStyle w:val="Compact"/>
-            </w:pPr>
-            <w:r>
-              <w:t xml:space="preserve">4</w:t>
+              <w:t xml:space="preserve">AI贷款推荐：测算借贷与信用总成本</w:t>
+            </w:r>
+          </w:p>
+        </w:tc>
+        <w:tc>
+          <w:tcPr/>
+          <w:p>
+            <w:pPr>
+              <w:pStyle w:val="Compact"/>
+            </w:pPr>
+            <w:r>
+              <w:rPr>
+                <w:rFonts w:hint="eastAsia"/>
+              </w:rPr>
+              <w:t xml:space="preserve">计算利息、手续费和还款总额</w:t>
+            </w:r>
+          </w:p>
+        </w:tc>
+        <w:tc>
+          <w:tcPr/>
+          <w:p>
+            <w:pPr>
+              <w:pStyle w:val="Compact"/>
+            </w:pPr>
+            <w:r>
+              <w:rPr>
+                <w:rFonts w:hint="eastAsia"/>
+              </w:rPr>
+              <w:t xml:space="preserve">判断是否举债，评估还款能力</w:t>
+            </w:r>
+          </w:p>
+        </w:tc>
+        <w:tc>
+          <w:tcPr/>
+          <w:p>
+            <w:pPr>
+              <w:pStyle w:val="Compact"/>
+            </w:pPr>
+            <w:r>
+              <w:rPr>
+                <w:rFonts w:hint="eastAsia"/>
+              </w:rPr>
+              <w:t xml:space="preserve">借贷成本表</w:t>
+            </w:r>
+          </w:p>
+        </w:tc>
+        <w:tc>
+          <w:tcPr/>
+          <w:p>
+            <w:pPr>
+              <w:pStyle w:val="Compact"/>
+            </w:pPr>
+            <w:r>
+              <w:t xml:space="preserve">3</w:t>
             </w:r>
           </w:p>
         </w:tc>
@@ -1911,49 +1919,49 @@
               <w:rPr>
                 <w:rFonts w:hint="eastAsia"/>
               </w:rPr>
-              <w:t xml:space="preserve">贷款与信用卡</w:t>
-            </w:r>
-          </w:p>
-        </w:tc>
-        <w:tc>
-          <w:tcPr/>
-          <w:p>
-            <w:pPr>
-              <w:pStyle w:val="Compact"/>
-            </w:pPr>
-            <w:r>
-              <w:rPr>
-                <w:rFonts w:hint="eastAsia"/>
-              </w:rPr>
-              <w:t xml:space="preserve">比较两种还款方式的总成本，选择方案</w:t>
-            </w:r>
-          </w:p>
-        </w:tc>
-        <w:tc>
-          <w:tcPr/>
-          <w:p>
-            <w:pPr>
-              <w:pStyle w:val="Compact"/>
-            </w:pPr>
-            <w:r>
-              <w:rPr>
-                <w:rFonts w:hint="eastAsia"/>
-              </w:rPr>
-              <w:t xml:space="preserve">计算各方案成本，解释差异</w:t>
-            </w:r>
-          </w:p>
-        </w:tc>
-        <w:tc>
-          <w:tcPr/>
-          <w:p>
-            <w:pPr>
-              <w:pStyle w:val="Compact"/>
-            </w:pPr>
-            <w:r>
-              <w:rPr>
-                <w:rFonts w:hint="eastAsia"/>
-              </w:rPr>
-              <w:t xml:space="preserve">方案比较表</w:t>
+              <w:t xml:space="preserve">AI一人公司：梳理经营现金流与利润</w:t>
+            </w:r>
+          </w:p>
+        </w:tc>
+        <w:tc>
+          <w:tcPr/>
+          <w:p>
+            <w:pPr>
+              <w:pStyle w:val="Compact"/>
+            </w:pPr>
+            <w:r>
+              <w:rPr>
+                <w:rFonts w:hint="eastAsia"/>
+              </w:rPr>
+              <w:t xml:space="preserve">整理收支流水，生成现金流与利润草表</w:t>
+            </w:r>
+          </w:p>
+        </w:tc>
+        <w:tc>
+          <w:tcPr/>
+          <w:p>
+            <w:pPr>
+              <w:pStyle w:val="Compact"/>
+            </w:pPr>
+            <w:r>
+              <w:rPr>
+                <w:rFonts w:hint="eastAsia"/>
+              </w:rPr>
+              <w:t xml:space="preserve">核对数据，判断经营风险</w:t>
+            </w:r>
+          </w:p>
+        </w:tc>
+        <w:tc>
+          <w:tcPr/>
+          <w:p>
+            <w:pPr>
+              <w:pStyle w:val="Compact"/>
+            </w:pPr>
+            <w:r>
+              <w:rPr>
+                <w:rFonts w:hint="eastAsia"/>
+              </w:rPr>
+              <w:t xml:space="preserve">现金流表、经营简报</w:t>
             </w:r>
           </w:p>
         </w:tc>
@@ -1991,60 +1999,60 @@
               <w:rPr>
                 <w:rFonts w:hint="eastAsia"/>
               </w:rPr>
-              <w:t xml:space="preserve">理财与保险条款解读</w:t>
-            </w:r>
-          </w:p>
-        </w:tc>
-        <w:tc>
-          <w:tcPr/>
-          <w:p>
-            <w:pPr>
-              <w:pStyle w:val="Compact"/>
-            </w:pPr>
-            <w:r>
-              <w:rPr>
-                <w:rFonts w:hint="eastAsia"/>
-              </w:rPr>
-              <w:t xml:space="preserve">核对费用、期限、赎回规则，判断是否适合</w:t>
-            </w:r>
-          </w:p>
-        </w:tc>
-        <w:tc>
-          <w:tcPr/>
-          <w:p>
-            <w:pPr>
-              <w:pStyle w:val="Compact"/>
-            </w:pPr>
-            <w:r>
-              <w:rPr>
-                <w:rFonts w:hint="eastAsia"/>
-              </w:rPr>
-              <w:t xml:space="preserve">提取产品条款，列出费用和限制</w:t>
-            </w:r>
-          </w:p>
-        </w:tc>
-        <w:tc>
-          <w:tcPr/>
-          <w:p>
-            <w:pPr>
-              <w:pStyle w:val="Compact"/>
-            </w:pPr>
-            <w:r>
-              <w:rPr>
-                <w:rFonts w:hint="eastAsia"/>
-              </w:rPr>
-              <w:t xml:space="preserve">条款解读表</w:t>
-            </w:r>
-          </w:p>
-        </w:tc>
-        <w:tc>
-          <w:tcPr/>
-          <w:p>
-            <w:pPr>
-              <w:pStyle w:val="Compact"/>
-            </w:pPr>
-            <w:r>
-              <w:t xml:space="preserve">3</w:t>
+              <w:t xml:space="preserve">AI荐股陷阱：核验资质，匹配风险承受力</w:t>
+            </w:r>
+          </w:p>
+        </w:tc>
+        <w:tc>
+          <w:tcPr/>
+          <w:p>
+            <w:pPr>
+              <w:pStyle w:val="Compact"/>
+            </w:pPr>
+            <w:r>
+              <w:rPr>
+                <w:rFonts w:hint="eastAsia"/>
+              </w:rPr>
+              <w:t xml:space="preserve">整理产品风险等级与费用信息</w:t>
+            </w:r>
+          </w:p>
+        </w:tc>
+        <w:tc>
+          <w:tcPr/>
+          <w:p>
+            <w:pPr>
+              <w:pStyle w:val="Compact"/>
+            </w:pPr>
+            <w:r>
+              <w:rPr>
+                <w:rFonts w:hint="eastAsia"/>
+              </w:rPr>
+              <w:t xml:space="preserve">核验官方资质，匹配个人风险承受力</w:t>
+            </w:r>
+          </w:p>
+        </w:tc>
+        <w:tc>
+          <w:tcPr/>
+          <w:p>
+            <w:pPr>
+              <w:pStyle w:val="Compact"/>
+            </w:pPr>
+            <w:r>
+              <w:rPr>
+                <w:rFonts w:hint="eastAsia"/>
+              </w:rPr>
+              <w:t xml:space="preserve">风险匹配表</w:t>
+            </w:r>
+          </w:p>
+        </w:tc>
+        <w:tc>
+          <w:tcPr/>
+          <w:p>
+            <w:pPr>
+              <w:pStyle w:val="Compact"/>
+            </w:pPr>
+            <w:r>
+              <w:t xml:space="preserve">4</w:t>
             </w:r>
           </w:p>
         </w:tc>
@@ -2071,60 +2079,60 @@
               <w:rPr>
                 <w:rFonts w:hint="eastAsia"/>
               </w:rPr>
-              <w:t xml:space="preserve">小微经营的收支核算</w:t>
-            </w:r>
-          </w:p>
-        </w:tc>
-        <w:tc>
-          <w:tcPr/>
-          <w:p>
-            <w:pPr>
-              <w:pStyle w:val="Compact"/>
-            </w:pPr>
-            <w:r>
-              <w:rPr>
-                <w:rFonts w:hint="eastAsia"/>
-              </w:rPr>
-              <w:t xml:space="preserve">核对一个月的流水分类，修正错误</w:t>
-            </w:r>
-          </w:p>
-        </w:tc>
-        <w:tc>
-          <w:tcPr/>
-          <w:p>
-            <w:pPr>
-              <w:pStyle w:val="Compact"/>
-            </w:pPr>
-            <w:r>
-              <w:rPr>
-                <w:rFonts w:hint="eastAsia"/>
-              </w:rPr>
-              <w:t xml:space="preserve">整理流水，生成收支汇总表</w:t>
-            </w:r>
-          </w:p>
-        </w:tc>
-        <w:tc>
-          <w:tcPr/>
-          <w:p>
-            <w:pPr>
-              <w:pStyle w:val="Compact"/>
-            </w:pPr>
-            <w:r>
-              <w:rPr>
-                <w:rFonts w:hint="eastAsia"/>
-              </w:rPr>
-              <w:t xml:space="preserve">收支表、修正记录</w:t>
-            </w:r>
-          </w:p>
-        </w:tc>
-        <w:tc>
-          <w:tcPr/>
-          <w:p>
-            <w:pPr>
-              <w:pStyle w:val="Compact"/>
-            </w:pPr>
-            <w:r>
-              <w:t xml:space="preserve">4</w:t>
+              <w:t xml:space="preserve">AI合同审查：排查违约与解约风险</w:t>
+            </w:r>
+          </w:p>
+        </w:tc>
+        <w:tc>
+          <w:tcPr/>
+          <w:p>
+            <w:pPr>
+              <w:pStyle w:val="Compact"/>
+            </w:pPr>
+            <w:r>
+              <w:rPr>
+                <w:rFonts w:hint="eastAsia"/>
+              </w:rPr>
+              <w:t xml:space="preserve">提取合同条款并标注风险点</w:t>
+            </w:r>
+          </w:p>
+        </w:tc>
+        <w:tc>
+          <w:tcPr/>
+          <w:p>
+            <w:pPr>
+              <w:pStyle w:val="Compact"/>
+            </w:pPr>
+            <w:r>
+              <w:rPr>
+                <w:rFonts w:hint="eastAsia"/>
+              </w:rPr>
+              <w:t xml:space="preserve">判断违约与解约后果，决定是否签约</w:t>
+            </w:r>
+          </w:p>
+        </w:tc>
+        <w:tc>
+          <w:tcPr/>
+          <w:p>
+            <w:pPr>
+              <w:pStyle w:val="Compact"/>
+            </w:pPr>
+            <w:r>
+              <w:rPr>
+                <w:rFonts w:hint="eastAsia"/>
+              </w:rPr>
+              <w:t xml:space="preserve">条款风险表</w:t>
+            </w:r>
+          </w:p>
+        </w:tc>
+        <w:tc>
+          <w:tcPr/>
+          <w:p>
+            <w:pPr>
+              <w:pStyle w:val="Compact"/>
+            </w:pPr>
+            <w:r>
+              <w:t xml:space="preserve">3</w:t>
             </w:r>
           </w:p>
         </w:tc>
@@ -2151,60 +2159,60 @@
               <w:rPr>
                 <w:rFonts w:hint="eastAsia"/>
               </w:rPr>
-              <w:t xml:space="preserve">成本与毛利计算</w:t>
-            </w:r>
-          </w:p>
-        </w:tc>
-        <w:tc>
-          <w:tcPr/>
-          <w:p>
-            <w:pPr>
-              <w:pStyle w:val="Compact"/>
-            </w:pPr>
-            <w:r>
-              <w:rPr>
-                <w:rFonts w:hint="eastAsia"/>
-              </w:rPr>
-              <w:t xml:space="preserve">核对进货和销售数据，计算毛利</w:t>
-            </w:r>
-          </w:p>
-        </w:tc>
-        <w:tc>
-          <w:tcPr/>
-          <w:p>
-            <w:pPr>
-              <w:pStyle w:val="Compact"/>
-            </w:pPr>
-            <w:r>
-              <w:rPr>
-                <w:rFonts w:hint="eastAsia"/>
-              </w:rPr>
-              <w:t xml:space="preserve">计算毛利和库存差异，列出异常</w:t>
-            </w:r>
-          </w:p>
-        </w:tc>
-        <w:tc>
-          <w:tcPr/>
-          <w:p>
-            <w:pPr>
-              <w:pStyle w:val="Compact"/>
-            </w:pPr>
-            <w:r>
-              <w:rPr>
-                <w:rFonts w:hint="eastAsia"/>
-              </w:rPr>
-              <w:t xml:space="preserve">毛利表、异常清单</w:t>
-            </w:r>
-          </w:p>
-        </w:tc>
-        <w:tc>
-          <w:tcPr/>
-          <w:p>
-            <w:pPr>
-              <w:pStyle w:val="Compact"/>
-            </w:pPr>
-            <w:r>
-              <w:t xml:space="preserve">3</w:t>
+              <w:t xml:space="preserve">AI生成信息：辨别来源与数据误导</w:t>
+            </w:r>
+          </w:p>
+        </w:tc>
+        <w:tc>
+          <w:tcPr/>
+          <w:p>
+            <w:pPr>
+              <w:pStyle w:val="Compact"/>
+            </w:pPr>
+            <w:r>
+              <w:rPr>
+                <w:rFonts w:hint="eastAsia"/>
+              </w:rPr>
+              <w:t xml:space="preserve">对财经信息和图表做来源与口径分析</w:t>
+            </w:r>
+          </w:p>
+        </w:tc>
+        <w:tc>
+          <w:tcPr/>
+          <w:p>
+            <w:pPr>
+              <w:pStyle w:val="Compact"/>
+            </w:pPr>
+            <w:r>
+              <w:rPr>
+                <w:rFonts w:hint="eastAsia"/>
+              </w:rPr>
+              <w:t xml:space="preserve">判断是否误导，核实原始数据</w:t>
+            </w:r>
+          </w:p>
+        </w:tc>
+        <w:tc>
+          <w:tcPr/>
+          <w:p>
+            <w:pPr>
+              <w:pStyle w:val="Compact"/>
+            </w:pPr>
+            <w:r>
+              <w:rPr>
+                <w:rFonts w:hint="eastAsia"/>
+              </w:rPr>
+              <w:t xml:space="preserve">信息核验表</w:t>
+            </w:r>
+          </w:p>
+        </w:tc>
+        <w:tc>
+          <w:tcPr/>
+          <w:p>
+            <w:pPr>
+              <w:pStyle w:val="Compact"/>
+            </w:pPr>
+            <w:r>
+              <w:t xml:space="preserve">4</w:t>
             </w:r>
           </w:p>
         </w:tc>
@@ -2231,49 +2239,49 @@
               <w:rPr>
                 <w:rFonts w:hint="eastAsia"/>
               </w:rPr>
-              <w:t xml:space="preserve">税费常识与纳税提醒</w:t>
-            </w:r>
-          </w:p>
-        </w:tc>
-        <w:tc>
-          <w:tcPr/>
-          <w:p>
-            <w:pPr>
-              <w:pStyle w:val="Compact"/>
-            </w:pPr>
-            <w:r>
-              <w:rPr>
-                <w:rFonts w:hint="eastAsia"/>
-              </w:rPr>
-              <w:t xml:space="preserve">核对发票种类与纳税期限，确认提醒内容</w:t>
-            </w:r>
-          </w:p>
-        </w:tc>
-        <w:tc>
-          <w:tcPr/>
-          <w:p>
-            <w:pPr>
-              <w:pStyle w:val="Compact"/>
-            </w:pPr>
-            <w:r>
-              <w:rPr>
-                <w:rFonts w:hint="eastAsia"/>
-              </w:rPr>
-              <w:t xml:space="preserve">生成纳税提醒清单，标注政策来源</w:t>
-            </w:r>
-          </w:p>
-        </w:tc>
-        <w:tc>
-          <w:tcPr/>
-          <w:p>
-            <w:pPr>
-              <w:pStyle w:val="Compact"/>
-            </w:pPr>
-            <w:r>
-              <w:rPr>
-                <w:rFonts w:hint="eastAsia"/>
-              </w:rPr>
-              <w:t xml:space="preserve">提醒清单、来源核对表</w:t>
+              <w:t xml:space="preserve">AI个税计算：核算工资条与税额</w:t>
+            </w:r>
+          </w:p>
+        </w:tc>
+        <w:tc>
+          <w:tcPr/>
+          <w:p>
+            <w:pPr>
+              <w:pStyle w:val="Compact"/>
+            </w:pPr>
+            <w:r>
+              <w:rPr>
+                <w:rFonts w:hint="eastAsia"/>
+              </w:rPr>
+              <w:t xml:space="preserve">计算应纳税额和专项附加扣除</w:t>
+            </w:r>
+          </w:p>
+        </w:tc>
+        <w:tc>
+          <w:tcPr/>
+          <w:p>
+            <w:pPr>
+              <w:pStyle w:val="Compact"/>
+            </w:pPr>
+            <w:r>
+              <w:rPr>
+                <w:rFonts w:hint="eastAsia"/>
+              </w:rPr>
+              <w:t xml:space="preserve">核对政策依据，确认结果</w:t>
+            </w:r>
+          </w:p>
+        </w:tc>
+        <w:tc>
+          <w:tcPr/>
+          <w:p>
+            <w:pPr>
+              <w:pStyle w:val="Compact"/>
+            </w:pPr>
+            <w:r>
+              <w:rPr>
+                <w:rFonts w:hint="eastAsia"/>
+              </w:rPr>
+              <w:t xml:space="preserve">核算表</w:t>
             </w:r>
           </w:p>
         </w:tc>
@@ -2311,49 +2319,49 @@
               <w:rPr>
                 <w:rFonts w:hint="eastAsia"/>
               </w:rPr>
-              <w:t xml:space="preserve">经营数据可视化与解读</w:t>
-            </w:r>
-          </w:p>
-        </w:tc>
-        <w:tc>
-          <w:tcPr/>
-          <w:p>
-            <w:pPr>
-              <w:pStyle w:val="Compact"/>
-            </w:pPr>
-            <w:r>
-              <w:rPr>
-                <w:rFonts w:hint="eastAsia"/>
-              </w:rPr>
-              <w:t xml:space="preserve">检查图表是否正确，修改解读中的错误结论</w:t>
-            </w:r>
-          </w:p>
-        </w:tc>
-        <w:tc>
-          <w:tcPr/>
-          <w:p>
-            <w:pPr>
-              <w:pStyle w:val="Compact"/>
-            </w:pPr>
-            <w:r>
-              <w:rPr>
-                <w:rFonts w:hint="eastAsia"/>
-              </w:rPr>
-              <w:t xml:space="preserve">生成图表和一页解读文字</w:t>
-            </w:r>
-          </w:p>
-        </w:tc>
-        <w:tc>
-          <w:tcPr/>
-          <w:p>
-            <w:pPr>
-              <w:pStyle w:val="Compact"/>
-            </w:pPr>
-            <w:r>
-              <w:rPr>
-                <w:rFonts w:hint="eastAsia"/>
-              </w:rPr>
-              <w:t xml:space="preserve">图表、解读稿</w:t>
+              <w:t xml:space="preserve">AI政务办理：梳理社保路径，核实权益</w:t>
+            </w:r>
+          </w:p>
+        </w:tc>
+        <w:tc>
+          <w:tcPr/>
+          <w:p>
+            <w:pPr>
+              <w:pStyle w:val="Compact"/>
+            </w:pPr>
+            <w:r>
+              <w:rPr>
+                <w:rFonts w:hint="eastAsia"/>
+              </w:rPr>
+              <w:t xml:space="preserve">梳理办理流程和所需材料</w:t>
+            </w:r>
+          </w:p>
+        </w:tc>
+        <w:tc>
+          <w:tcPr/>
+          <w:p>
+            <w:pPr>
+              <w:pStyle w:val="Compact"/>
+            </w:pPr>
+            <w:r>
+              <w:rPr>
+                <w:rFonts w:hint="eastAsia"/>
+              </w:rPr>
+              <w:t xml:space="preserve">以官方信息为准核实，确定办理步骤</w:t>
+            </w:r>
+          </w:p>
+        </w:tc>
+        <w:tc>
+          <w:tcPr/>
+          <w:p>
+            <w:pPr>
+              <w:pStyle w:val="Compact"/>
+            </w:pPr>
+            <w:r>
+              <w:rPr>
+                <w:rFonts w:hint="eastAsia"/>
+              </w:rPr>
+              <w:t xml:space="preserve">办理清单</w:t>
             </w:r>
           </w:p>
         </w:tc>
@@ -2391,49 +2399,49 @@
               <w:rPr>
                 <w:rFonts w:hint="eastAsia"/>
               </w:rPr>
-              <w:t xml:space="preserve">模拟创业的财务计划</w:t>
-            </w:r>
-          </w:p>
-        </w:tc>
-        <w:tc>
-          <w:tcPr/>
-          <w:p>
-            <w:pPr>
-              <w:pStyle w:val="Compact"/>
-            </w:pPr>
-            <w:r>
-              <w:rPr>
-                <w:rFonts w:hint="eastAsia"/>
-              </w:rPr>
-              <w:t xml:space="preserve">核对收支预测、风险清单，完成答辩</w:t>
-            </w:r>
-          </w:p>
-        </w:tc>
-        <w:tc>
-          <w:tcPr/>
-          <w:p>
-            <w:pPr>
-              <w:pStyle w:val="Compact"/>
-            </w:pPr>
-            <w:r>
-              <w:rPr>
-                <w:rFonts w:hint="eastAsia"/>
-              </w:rPr>
-              <w:t xml:space="preserve">按工作流生成计划草稿</w:t>
-            </w:r>
-          </w:p>
-        </w:tc>
-        <w:tc>
-          <w:tcPr/>
-          <w:p>
-            <w:pPr>
-              <w:pStyle w:val="Compact"/>
-            </w:pPr>
-            <w:r>
-              <w:rPr>
-                <w:rFonts w:hint="eastAsia"/>
-              </w:rPr>
-              <w:t xml:space="preserve">财务计划书、复盘报告</w:t>
+              <w:t xml:space="preserve">AI创业决策：评估一人公司与家庭财务方案</w:t>
+            </w:r>
+          </w:p>
+        </w:tc>
+        <w:tc>
+          <w:tcPr/>
+          <w:p>
+            <w:pPr>
+              <w:pStyle w:val="Compact"/>
+            </w:pPr>
+            <w:r>
+              <w:rPr>
+                <w:rFonts w:hint="eastAsia"/>
+              </w:rPr>
+              <w:t xml:space="preserve">生成方案对比与情景测算</w:t>
+            </w:r>
+          </w:p>
+        </w:tc>
+        <w:tc>
+          <w:tcPr/>
+          <w:p>
+            <w:pPr>
+              <w:pStyle w:val="Compact"/>
+            </w:pPr>
+            <w:r>
+              <w:rPr>
+                <w:rFonts w:hint="eastAsia"/>
+              </w:rPr>
+              <w:t xml:space="preserve">做出决策，说明理由并承担结果</w:t>
+            </w:r>
+          </w:p>
+        </w:tc>
+        <w:tc>
+          <w:tcPr/>
+          <w:p>
+            <w:pPr>
+              <w:pStyle w:val="Compact"/>
+            </w:pPr>
+            <w:r>
+              <w:rPr>
+                <w:rFonts w:hint="eastAsia"/>
+              </w:rPr>
+              <w:t xml:space="preserve">决策报告</w:t>
             </w:r>
           </w:p>
         </w:tc>
@@ -2571,7 +2579,7 @@
           <w:b/>
           <w:bCs/>
         </w:rPr>
-        <w:t xml:space="preserve">活页式</w:t>
+        <w:t xml:space="preserve">活页式与项目式</w:t>
       </w:r>
       <w:r>
         <w:rPr>
@@ -2594,6 +2602,47 @@
           <w:b/>
           <w:bCs/>
         </w:rPr>
+        <w:t xml:space="preserve">案例式</w:t>
+      </w:r>
+      <w:r>
+        <w:rPr>
+          <w:rFonts w:hint="eastAsia"/>
+        </w:rPr>
+        <w:t xml:space="preserve">：每个项目以真实财经问题为原型，案例数据脱敏并注明来源与授权。热点案例（如</w:t>
+      </w:r>
+      <w:r>
+        <w:t xml:space="preserve"> AI </w:t>
+      </w:r>
+      <w:r>
+        <w:rPr>
+          <w:rFonts w:hint="eastAsia"/>
+        </w:rPr>
+        <w:t xml:space="preserve">拟声诈骗、AI</w:t>
+      </w:r>
+      <w:r>
+        <w:t xml:space="preserve"> </w:t>
+      </w:r>
+      <w:r>
+        <w:rPr>
+          <w:rFonts w:hint="eastAsia"/>
+        </w:rPr>
+        <w:t xml:space="preserve">荐股）只作为案例层，每年更新。</w:t>
+      </w:r>
+    </w:p>
+    <w:p>
+      <w:pPr>
+        <w:pStyle w:val="Compact"/>
+        <w:numPr>
+          <w:ilvl w:val="0"/>
+          <w:numId w:val="1003"/>
+        </w:numPr>
+      </w:pPr>
+      <w:r>
+        <w:rPr>
+          <w:rFonts w:hint="eastAsia"/>
+          <w:b/>
+          <w:bCs/>
+        </w:rPr>
         <w:t xml:space="preserve">创新特色</w:t>
       </w:r>
       <w:r>
@@ -2615,7 +2664,7 @@
         <w:rPr>
           <w:rFonts w:hint="eastAsia"/>
         </w:rPr>
-        <w:t xml:space="preserve">以生活和小微经营中的真实问题为任务，学生能够直接用于日常；</w:t>
+        <w:t xml:space="preserve">以生活和一人公司中的真实问题为任务，学生能够直接用于日常；</w:t>
       </w:r>
     </w:p>
     <w:p>
@@ -2711,7 +2760,16 @@
         <w:rPr>
           <w:rFonts w:hint="eastAsia"/>
         </w:rPr>
-        <w:t xml:space="preserve">案例以真实问题为原型，数据脱敏，注明来源与授权。</w:t>
+        <w:t xml:space="preserve">每个项目标题突出”AI</w:t>
+      </w:r>
+      <w:r>
+        <w:t xml:space="preserve"> </w:t>
+      </w:r>
+      <w:r>
+        <w:rPr>
+          <w:rFonts w:hint="eastAsia"/>
+        </w:rPr>
+        <w:t xml:space="preserve">承担识别分析、学生承担评价应用”的分工。</w:t>
       </w:r>
     </w:p>
     <w:bookmarkEnd w:id="16"/>

--- a/国开社OPC申报/OPC方向教材建设申报表_人工智能财经素养.docx
+++ b/国开社OPC申报/OPC方向教材建设申报表_人工智能财经素养.docx
@@ -626,7 +626,7 @@
         <w:rPr>
           <w:rFonts w:hint="eastAsia"/>
         </w:rPr>
-        <w:t xml:space="preserve">通识教育类教材，面向全校非财会类专业学生，作为公共基础课使用。依据国开社征稿通知，OPC</w:t>
+        <w:t xml:space="preserve">通识教育类教材，面向全校非财会类专业学生，作为公共基础课使用。依据河北省教育厅《关于加强OPC人才培养支持大学生创新创业的指导意见（试行）》（冀教高函〔2026〕45号，2026年9月9日印发）及国开社征稿通知，OPC</w:t>
       </w:r>
       <w:r>
         <w:t xml:space="preserve"> </w:t>
@@ -635,7 +635,25 @@
         <w:rPr>
           <w:rFonts w:hint="eastAsia"/>
         </w:rPr>
-        <w:t xml:space="preserve">指”人工智能+创新创业”。本教材以此为主线，把生成式人工智能与智能体用于学生最常遇到的财经问题：个人收支、支付安全、发票报销、个人税务、合同与贷款、理财与保险条款，以及小微经营的收支与现金流。</w:t>
+        <w:t xml:space="preserve">指”人工智能+创新创业”。该意见要求面向全体学生开设人工智能通识课，内容涵盖大模型基本原理、AI</w:t>
+      </w:r>
+      <w:r>
+        <w:t xml:space="preserve"> </w:t>
+      </w:r>
+      <w:r>
+        <w:rPr>
+          <w:rFonts w:hint="eastAsia"/>
+        </w:rPr>
+        <w:t xml:space="preserve">工具使用方法和智能体开发基础知识，本书据此设计</w:t>
+      </w:r>
+      <w:r>
+        <w:t xml:space="preserve"> AI </w:t>
+      </w:r>
+      <w:r>
+        <w:rPr>
+          <w:rFonts w:hint="eastAsia"/>
+        </w:rPr>
+        <w:t xml:space="preserve">工具与智能体的实操任务。本教材以此为主线，把生成式人工智能与智能体用于学生最常遇到的财经问题：个人收支、支付安全、发票报销、个人税务、合同与贷款、理财与保险条款，以及小微经营的收支与现金流。</w:t>
       </w:r>
     </w:p>
     <w:p>
@@ -738,7 +756,7 @@
         <w:rPr>
           <w:rFonts w:hint="eastAsia"/>
         </w:rPr>
-        <w:t xml:space="preserve">本教材按工具类别组织教学，不标注具体版本号。融入的工具与技术包括：</w:t>
+        <w:t xml:space="preserve">本教材按工具类别组织教学，不标注具体版本号。融入的技术包括：</w:t>
       </w:r>
     </w:p>
     <w:p>
@@ -755,16 +773,16 @@
           <w:b/>
           <w:bCs/>
         </w:rPr>
-        <w:t xml:space="preserve">大模型助手</w:t>
-      </w:r>
-      <w:r>
-        <w:rPr>
-          <w:rFonts w:hint="eastAsia"/>
-        </w:rPr>
-        <w:t xml:space="preserve">：解释条款、比较方案、生成预算与经营简报（第</w:t>
-      </w:r>
-      <w:r>
-        <w:t xml:space="preserve"> 4、5、6、7、9、12、13 </w:t>
+        <w:t xml:space="preserve">大模型与提示词</w:t>
+      </w:r>
+      <w:r>
+        <w:rPr>
+          <w:rFonts w:hint="eastAsia"/>
+        </w:rPr>
+        <w:t xml:space="preserve">：讲解大模型原理与局限，训练结构化提示词，用于分期比较、预算草案和合同条款解释（第</w:t>
+      </w:r>
+      <w:r>
+        <w:t xml:space="preserve"> 4、5、9 </w:t>
       </w:r>
       <w:r>
         <w:rPr>
@@ -787,16 +805,16 @@
           <w:b/>
           <w:bCs/>
         </w:rPr>
-        <w:t xml:space="preserve">多模态识别</w:t>
-      </w:r>
-      <w:r>
-        <w:rPr>
-          <w:rFonts w:hint="eastAsia"/>
-        </w:rPr>
-        <w:t xml:space="preserve">：识别票据、工资条和账单截图，输出结构化数据（第</w:t>
-      </w:r>
-      <w:r>
-        <w:t xml:space="preserve"> 3、11 </w:t>
+        <w:t xml:space="preserve">智能体开发（低代码）</w:t>
+      </w:r>
+      <w:r>
+        <w:rPr>
+          <w:rFonts w:hint="eastAsia"/>
+        </w:rPr>
+        <w:t xml:space="preserve">：配置”账务核对”与”财经提醒”智能体，设置触发条件与人工确认步骤，学生不编写代码（第</w:t>
+      </w:r>
+      <w:r>
+        <w:t xml:space="preserve"> 1、3 </w:t>
       </w:r>
       <w:r>
         <w:rPr>
@@ -815,20 +833,27 @@
       </w:pPr>
       <w:r>
         <w:rPr>
-          <w:rFonts w:hint="eastAsia"/>
           <w:b/>
           <w:bCs/>
         </w:rPr>
-        <w:t xml:space="preserve">低代码智能体平台</w:t>
-      </w:r>
-      <w:r>
-        <w:rPr>
-          <w:rFonts w:hint="eastAsia"/>
-        </w:rPr>
-        <w:t xml:space="preserve">：配置财经提醒智能体，设置提醒规则和需要人工确认的操作（第</w:t>
-      </w:r>
-      <w:r>
-        <w:t xml:space="preserve"> 1 </w:t>
+        <w:t xml:space="preserve">RAG </w:t>
+      </w:r>
+      <w:r>
+        <w:rPr>
+          <w:rFonts w:hint="eastAsia"/>
+          <w:b/>
+          <w:bCs/>
+        </w:rPr>
+        <w:t xml:space="preserve">知识库</w:t>
+      </w:r>
+      <w:r>
+        <w:rPr>
+          <w:rFonts w:hint="eastAsia"/>
+        </w:rPr>
+        <w:t xml:space="preserve">：将个税政策、社保办理指南整理为知识库，回答须标注政策来源与发布日期，学生核对政策是否现行有效（第</w:t>
+      </w:r>
+      <w:r>
+        <w:t xml:space="preserve"> 11、12 </w:t>
       </w:r>
       <w:r>
         <w:rPr>
@@ -851,25 +876,16 @@
           <w:b/>
           <w:bCs/>
         </w:rPr>
-        <w:t xml:space="preserve">桌面办公智能体</w:t>
-      </w:r>
-      <w:r>
-        <w:rPr>
-          <w:rFonts w:hint="eastAsia"/>
-        </w:rPr>
-        <w:t xml:space="preserve">：如</w:t>
-      </w:r>
-      <w:r>
-        <w:t xml:space="preserve"> </w:t>
-      </w:r>
-      <w:r>
-        <w:rPr>
-          <w:rFonts w:hint="eastAsia"/>
-        </w:rPr>
-        <w:t xml:space="preserve">WorkBuddy、豆包工作等，在授权文件夹中整理流水和表格（第</w:t>
-      </w:r>
-      <w:r>
-        <w:t xml:space="preserve"> 3、7 </w:t>
+        <w:t xml:space="preserve">多模态识别</w:t>
+      </w:r>
+      <w:r>
+        <w:rPr>
+          <w:rFonts w:hint="eastAsia"/>
+        </w:rPr>
+        <w:t xml:space="preserve">：识别票据、工资条和账单截图，输出结构化数据（第</w:t>
+      </w:r>
+      <w:r>
+        <w:t xml:space="preserve"> 3、11 </w:t>
       </w:r>
       <w:r>
         <w:rPr>
@@ -892,7 +908,39 @@
           <w:b/>
           <w:bCs/>
         </w:rPr>
-        <w:t xml:space="preserve">工作流</w:t>
+        <w:t xml:space="preserve">桌面办公智能体</w:t>
+      </w:r>
+      <w:r>
+        <w:rPr>
+          <w:rFonts w:hint="eastAsia"/>
+        </w:rPr>
+        <w:t xml:space="preserve">：在授权文件夹中整理流水与表格（第</w:t>
+      </w:r>
+      <w:r>
+        <w:t xml:space="preserve"> 3、7 </w:t>
+      </w:r>
+      <w:r>
+        <w:rPr>
+          <w:rFonts w:hint="eastAsia"/>
+        </w:rPr>
+        <w:t xml:space="preserve">项目）。</w:t>
+      </w:r>
+    </w:p>
+    <w:p>
+      <w:pPr>
+        <w:pStyle w:val="Compact"/>
+        <w:numPr>
+          <w:ilvl w:val="0"/>
+          <w:numId w:val="1001"/>
+        </w:numPr>
+      </w:pPr>
+      <w:r>
+        <w:rPr>
+          <w:rFonts w:hint="eastAsia"/>
+          <w:b/>
+          <w:bCs/>
+        </w:rPr>
+        <w:t xml:space="preserve">工作流编排</w:t>
       </w:r>
       <w:r>
         <w:rPr>
@@ -2253,7 +2301,7 @@
               <w:rPr>
                 <w:rFonts w:hint="eastAsia"/>
               </w:rPr>
-              <w:t xml:space="preserve">计算应纳税额和专项附加扣除</w:t>
+              <w:t xml:space="preserve">计算应纳税额和专项附加扣除，依据政策知识库标注出处</w:t>
             </w:r>
           </w:p>
         </w:tc>
@@ -2333,7 +2381,7 @@
               <w:rPr>
                 <w:rFonts w:hint="eastAsia"/>
               </w:rPr>
-              <w:t xml:space="preserve">梳理办理流程和所需材料</w:t>
+              <w:t xml:space="preserve">依据办理指南知识库梳理流程和所需材料，标注出处</w:t>
             </w:r>
           </w:p>
         </w:tc>

--- a/国开社OPC申报/OPC方向教材建设申报表_人工智能财经素养.docx
+++ b/国开社OPC申报/OPC方向教材建设申报表_人工智能财经素养.docx
@@ -3645,7 +3645,7 @@
               <w:t xml:space="preserve">参编，项目</w:t>
             </w:r>
             <w:r>
-              <w:t xml:space="preserve"> 6、8 </w:t>
+              <w:t xml:space="preserve"> 9、8 </w:t>
             </w:r>
             <w:r>
               <w:rPr>

--- a/国开社OPC申报/OPC方向教材建设申报表_人工智能财经素养.docx
+++ b/国开社OPC申报/OPC方向教材建设申报表_人工智能财经素养.docx
@@ -1501,7 +1501,7 @@
               <w:rPr>
                 <w:rFonts w:hint="eastAsia"/>
               </w:rPr>
-              <w:t xml:space="preserve">对示例材料标注敏感信息</w:t>
+              <w:t xml:space="preserve">讲解大模型原理与局限，对示例材料标注敏感信息</w:t>
             </w:r>
           </w:p>
         </w:tc>
@@ -2818,6 +2818,83 @@
           <w:rFonts w:hint="eastAsia"/>
         </w:rPr>
         <w:t xml:space="preserve">承担识别分析、学生承担评价应用”的分工。</w:t>
+      </w:r>
+    </w:p>
+    <w:p>
+      <w:pPr>
+        <w:pStyle w:val="Compact"/>
+        <w:numPr>
+          <w:ilvl w:val="0"/>
+          <w:numId w:val="1003"/>
+        </w:numPr>
+      </w:pPr>
+      <w:r>
+        <w:rPr>
+          <w:rFonts w:hint="eastAsia"/>
+          <w:b/>
+          <w:bCs/>
+        </w:rPr>
+        <w:t xml:space="preserve">课程—训练—实战进阶</w:t>
+      </w:r>
+      <w:r>
+        <w:rPr>
+          <w:rFonts w:hint="eastAsia"/>
+        </w:rPr>
+        <w:t xml:space="preserve">：第</w:t>
+      </w:r>
+      <w:r>
+        <w:t xml:space="preserve"> 1 </w:t>
+      </w:r>
+      <w:r>
+        <w:rPr>
+          <w:rFonts w:hint="eastAsia"/>
+        </w:rPr>
+        <w:t xml:space="preserve">至</w:t>
+      </w:r>
+      <w:r>
+        <w:t xml:space="preserve"> 4 </w:t>
+      </w:r>
+      <w:r>
+        <w:rPr>
+          <w:rFonts w:hint="eastAsia"/>
+        </w:rPr>
+        <w:t xml:space="preserve">项目为课程，学习数据边界、支付与票据基础；第</w:t>
+      </w:r>
+      <w:r>
+        <w:t xml:space="preserve"> 5 </w:t>
+      </w:r>
+      <w:r>
+        <w:rPr>
+          <w:rFonts w:hint="eastAsia"/>
+        </w:rPr>
+        <w:t xml:space="preserve">至</w:t>
+      </w:r>
+      <w:r>
+        <w:t xml:space="preserve"> 10 </w:t>
+      </w:r>
+      <w:r>
+        <w:rPr>
+          <w:rFonts w:hint="eastAsia"/>
+        </w:rPr>
+        <w:t xml:space="preserve">项目为训练，完成预算、借贷、经营与合同等专题；第</w:t>
+      </w:r>
+      <w:r>
+        <w:t xml:space="preserve"> 11 </w:t>
+      </w:r>
+      <w:r>
+        <w:rPr>
+          <w:rFonts w:hint="eastAsia"/>
+        </w:rPr>
+        <w:t xml:space="preserve">至</w:t>
+      </w:r>
+      <w:r>
+        <w:t xml:space="preserve"> 13 </w:t>
+      </w:r>
+      <w:r>
+        <w:rPr>
+          <w:rFonts w:hint="eastAsia"/>
+        </w:rPr>
+        <w:t xml:space="preserve">项目为实战，完成个税、社保和创业决策的综合任务。</w:t>
       </w:r>
     </w:p>
     <w:bookmarkEnd w:id="16"/>

--- a/国开社OPC申报/OPC方向教材建设申报表_人工智能财经素养.docx
+++ b/国开社OPC申报/OPC方向教材建设申报表_人工智能财经素养.docx
@@ -1032,7 +1032,7 @@
         <w:rPr>
           <w:rFonts w:hint="eastAsia"/>
         </w:rPr>
-        <w:t xml:space="preserve">年暑期在河北企富财税管理有限公司担任财税信息化顾问，建成含</w:t>
+        <w:t xml:space="preserve">年暑期担任一家企业的财税信息化顾问，建成含</w:t>
       </w:r>
       <w:r>
         <w:t xml:space="preserve"> 651 </w:t>
@@ -1073,7 +1073,7 @@
         <w:rPr>
           <w:rFonts w:hint="eastAsia"/>
         </w:rPr>
-        <w:t xml:space="preserve">：程娟娟律师（河北鸿翔（石家庄）律师事务所合伙人）参与项目</w:t>
+        <w:t xml:space="preserve">：一名执业律师（合伙人）参与项目</w:t>
       </w:r>
       <w:r>
         <w:t xml:space="preserve"> </w:t>
@@ -1146,7 +1146,7 @@
         <w:rPr>
           <w:rFonts w:hint="eastAsia"/>
         </w:rPr>
-        <w:t xml:space="preserve">：与河北企富财税管理有限公司的合作协议正在签订中；企业专家名单待填。</w:t>
+        <w:t xml:space="preserve">：与合作企业的协议正在签订中；企业专家名单待填。</w:t>
       </w:r>
     </w:p>
     <w:bookmarkEnd w:id="12"/>
@@ -3299,7 +3299,7 @@
               <w:rPr>
                 <w:rFonts w:hint="eastAsia"/>
               </w:rPr>
-              <w:t xml:space="preserve">完成申报材料定稿，签订企业合作协议，取得程娟娟律师的审核确认</w:t>
+              <w:t xml:space="preserve">完成申报材料定稿，签订企业合作协议，取得法律审核确认</w:t>
             </w:r>
           </w:p>
         </w:tc>
@@ -3786,7 +3786,7 @@
               <w:rPr>
                 <w:rFonts w:hint="eastAsia"/>
               </w:rPr>
-              <w:t xml:space="preserve">河北企富财税管理有限公司</w:t>
+              <w:t xml:space="preserve">合作企业（名称待授权后填写）</w:t>
             </w:r>
           </w:p>
         </w:tc>
